--- a/resumes/egalite-fh-2026.docx
+++ b/resumes/egalite-fh-2026.docx
@@ -10,7 +10,7 @@
         <w:rPr>
           <w:color w:val="14203A"/>
         </w:rPr>
-        <w:t>Égalité femmes-hommes (version en vigueur)</w:t>
+        <w:t>Égalité femmes-hommes</w:t>
       </w:r>
     </w:p>
     <w:p>

--- a/resumes/egalite-fh-2026.docx
+++ b/resumes/egalite-fh-2026.docx
@@ -143,7 +143,7 @@
           <w:b w:val="0"/>
           <w:i w:val="0"/>
         </w:rPr>
-        <w:t xml:space="preserve"> : e-learning pour 100% des salariés avant le 31 décembre 2027 ; formation présentielle d'une demi-journée à déployer à partir de janvier 2028 pour 100% des salariés, et dans les 12 mois suivant chaque arrivée</w:t>
+        <w:t xml:space="preserve"> : e-learning pour 100% des salariés avant le 30 décembre 2027 ; formation présentielle d'une demi-journée à déployer à partir de janvier 2028 pour 100% des salariés, et dans les 12 mois suivant chaque arrivée</w:t>
       </w:r>
     </w:p>
     <w:p>
@@ -255,35 +255,71 @@
           <w:b/>
           <w:i w:val="0"/>
         </w:rPr>
-        <w:t>Absences enfants malades</w:t>
+        <w:t>Absences enfants malades supplémentaires non rémunérées</w:t>
       </w:r>
       <w:r>
         <w:rPr>
           <w:b w:val="0"/>
           <w:i w:val="0"/>
         </w:rPr>
-        <w:t xml:space="preserve"> : jours supplémentaires non soldés accordés si l'organisation le permet ; seuil d'invalidité pour les enfants handicapés abaissé de 80% à </w:t>
+        <w:t xml:space="preserve"> </w:t>
+      </w:r>
+      <w:r>
+        <w:rPr>
+          <w:b w:val="0"/>
+          <w:i/>
+          <w:color w:val="5B6578"/>
+        </w:rPr>
+        <w:t>(Art. 2.4)</w:t>
+      </w:r>
+      <w:r>
+        <w:rPr>
+          <w:b w:val="0"/>
+          <w:i w:val="0"/>
+        </w:rPr>
+        <w:t xml:space="preserve"> : en plus des jours CCN, des journées complètes supplémentaires peuvent être accordées sans solde si l'organisation du service le permet (vous pouvez utiliser vos heures de récupération pour être rémunéré sur ces jours) — prévenir votre responsable avant la prise de poste et fournir un </w:t>
       </w:r>
       <w:r>
         <w:rPr>
           <w:b/>
           <w:i w:val="0"/>
         </w:rPr>
-        <w:t>50%</w:t>
+        <w:t>justificatif médical</w:t>
       </w:r>
       <w:r>
         <w:rPr>
           <w:b w:val="0"/>
           <w:i w:val="0"/>
         </w:rPr>
-        <w:t xml:space="preserve"> ; si les 2 parents sont salariés de l'ICO, le droit est ouvert à chacun d'eux, dans la limite de </w:t>
+        <w:t xml:space="preserve">. Pour un enfant en situation de handicap, la CCN accorde </w:t>
       </w:r>
       <w:r>
         <w:rPr>
           <w:b/>
           <w:i w:val="0"/>
         </w:rPr>
-        <w:t>12 jours par famille et par an</w:t>
+        <w:t>4 jours supplémentaires</w:t>
+      </w:r>
+      <w:r>
+        <w:rPr>
+          <w:b w:val="0"/>
+          <w:i w:val="0"/>
+        </w:rPr>
+        <w:t xml:space="preserve"> à partir d'une carte d'invalidité de 80% : l'accord </w:t>
+      </w:r>
+      <w:r>
+        <w:rPr>
+          <w:b/>
+          <w:i w:val="0"/>
+        </w:rPr>
+        <w:t>abaisse ce seuil à 50%</w:t>
+      </w:r>
+      <w:r>
+        <w:rPr>
+          <w:b w:val="0"/>
+          <w:i w:val="0"/>
+        </w:rPr>
+        <w:t xml:space="preserve"> pour en bénéficier</w:t>
       </w:r>
     </w:p>
     <w:p>
@@ -295,14 +331,92 @@
           <w:b/>
           <w:i w:val="0"/>
         </w:rPr>
-        <w:t>Congé de parentalité pour couples homoparentaux</w:t>
+        <w:t>Jours enfants malades CCN quand les 2 parents sont salariés de l'ICO</w:t>
       </w:r>
       <w:r>
         <w:rPr>
           <w:b w:val="0"/>
           <w:i w:val="0"/>
         </w:rPr>
-        <w:t xml:space="preserve"> : 25 jours calendaires rémunérés accordés au salarié en CDI dont le/la partenaire ne peut bénéficier d'un congé maternité, dans les 6 mois suivant l'arrivée de l'enfant</w:t>
+        <w:t xml:space="preserve"> </w:t>
+      </w:r>
+      <w:r>
+        <w:rPr>
+          <w:b w:val="0"/>
+          <w:i/>
+          <w:color w:val="5B6578"/>
+        </w:rPr>
+        <w:t>(Art. 2.5, CCN art. 2.4.3.5)</w:t>
+      </w:r>
+      <w:r>
+        <w:rPr>
+          <w:b w:val="0"/>
+          <w:i w:val="0"/>
+        </w:rPr>
+        <w:t xml:space="preserve"> : dès </w:t>
+      </w:r>
+      <w:r>
+        <w:rPr>
+          <w:b/>
+          <w:i w:val="0"/>
+        </w:rPr>
+        <w:t>9 mois d'ancienneté</w:t>
+      </w:r>
+      <w:r>
+        <w:rPr>
+          <w:b w:val="0"/>
+          <w:i w:val="0"/>
+        </w:rPr>
+        <w:t xml:space="preserve">, chaque parent a droit à </w:t>
+      </w:r>
+      <w:r>
+        <w:rPr>
+          <w:b/>
+          <w:i w:val="0"/>
+        </w:rPr>
+        <w:t>6 jours calendaires</w:t>
+      </w:r>
+      <w:r>
+        <w:rPr>
+          <w:b w:val="0"/>
+          <w:i w:val="0"/>
+        </w:rPr>
+        <w:t xml:space="preserve"> en cas d'hospitalisation d'un enfant de moins de 16 ans (20 ans si handicapé), ou </w:t>
+      </w:r>
+      <w:r>
+        <w:rPr>
+          <w:b/>
+          <w:i w:val="0"/>
+        </w:rPr>
+        <w:t>4 jours calendaires</w:t>
+      </w:r>
+      <w:r>
+        <w:rPr>
+          <w:b w:val="0"/>
+          <w:i w:val="0"/>
+        </w:rPr>
+        <w:t xml:space="preserve"> pour la maladie d'un enfant de moins de 14 ans (20 ans si handicapé) ; si les 2 parents sont salariés de l'ICO, le droit est ouvert à chacun mais </w:t>
+      </w:r>
+      <w:r>
+        <w:rPr>
+          <w:b/>
+          <w:i w:val="0"/>
+        </w:rPr>
+        <w:t>sans prise simultanée</w:t>
+      </w:r>
+      <w:r>
+        <w:rPr>
+          <w:b w:val="0"/>
+          <w:i w:val="0"/>
+        </w:rPr>
+        <w:t xml:space="preserve">, dans la limite de </w:t>
+      </w:r>
+      <w:r>
+        <w:rPr>
+          <w:b/>
+          <w:i w:val="0"/>
+        </w:rPr>
+        <w:t>12 jours par famille et par an</w:t>
       </w:r>
     </w:p>
     <w:p>
@@ -526,14 +640,71 @@
           <w:b/>
           <w:i w:val="0"/>
         </w:rPr>
-        <w:t>Congé de parentalité homoparental</w:t>
+        <w:t>Congé de parentalité pour couples homoparentaux</w:t>
       </w:r>
       <w:r>
         <w:rPr>
           <w:b w:val="0"/>
           <w:i w:val="0"/>
         </w:rPr>
-        <w:t xml:space="preserve"> : voir ci-dessus (Art. 2)</w:t>
+        <w:t xml:space="preserve"> </w:t>
+      </w:r>
+      <w:r>
+        <w:rPr>
+          <w:b w:val="0"/>
+          <w:i/>
+          <w:color w:val="5B6578"/>
+        </w:rPr>
+        <w:t>(Art. 7.4)</w:t>
+      </w:r>
+      <w:r>
+        <w:rPr>
+          <w:b w:val="0"/>
+          <w:i w:val="0"/>
+        </w:rPr>
+        <w:t xml:space="preserve"> : </w:t>
+      </w:r>
+      <w:r>
+        <w:rPr>
+          <w:b/>
+          <w:i w:val="0"/>
+        </w:rPr>
+        <w:t>25 jours calendaires rémunérés</w:t>
+      </w:r>
+      <w:r>
+        <w:rPr>
+          <w:b w:val="0"/>
+          <w:i w:val="0"/>
+        </w:rPr>
+        <w:t xml:space="preserve">, salaire maintenu, accordés au salarié en CDI dont le/la partenaire ne peut bénéficier d'un congé maternité. Si les 2 membres du couple sont salariés de l'ICO, le congé n'est accordé qu'à l'un des deux. À demander par écrit (avec justificatifs) </w:t>
+      </w:r>
+      <w:r>
+        <w:rPr>
+          <w:b/>
+          <w:i w:val="0"/>
+        </w:rPr>
+        <w:t>un mois avant</w:t>
+      </w:r>
+      <w:r>
+        <w:rPr>
+          <w:b w:val="0"/>
+          <w:i w:val="0"/>
+        </w:rPr>
+        <w:t xml:space="preserve"> la prise du congé, qui doit intervenir dans les </w:t>
+      </w:r>
+      <w:r>
+        <w:rPr>
+          <w:b/>
+          <w:i w:val="0"/>
+        </w:rPr>
+        <w:t>6 mois suivant l'arrivée de l'enfant</w:t>
+      </w:r>
+      <w:r>
+        <w:rPr>
+          <w:b w:val="0"/>
+          <w:i w:val="0"/>
+        </w:rPr>
+        <w:t>. Ce congé n'a pas d'impact sur le calcul de l'ancienneté</w:t>
       </w:r>
     </w:p>
     <w:p>
@@ -581,7 +752,35 @@
           <w:b w:val="0"/>
           <w:i w:val="0"/>
         </w:rPr>
-        <w:t xml:space="preserve"> désignés parmi les élus CSE Central (3 par site), formés avant fin 2026, astreints à la confidentialité</w:t>
+        <w:t xml:space="preserve"> désignés parmi les élus CSE Central (3 par site) d'ici le </w:t>
+      </w:r>
+      <w:r>
+        <w:rPr>
+          <w:b/>
+          <w:i w:val="0"/>
+        </w:rPr>
+        <w:t>31 juillet 2026</w:t>
+      </w:r>
+      <w:r>
+        <w:rPr>
+          <w:b w:val="0"/>
+          <w:i w:val="0"/>
+        </w:rPr>
+        <w:t xml:space="preserve">, puis formés d'ici le </w:t>
+      </w:r>
+      <w:r>
+        <w:rPr>
+          <w:b/>
+          <w:i w:val="0"/>
+        </w:rPr>
+        <w:t>31 décembre 2026</w:t>
+      </w:r>
+      <w:r>
+        <w:rPr>
+          <w:b w:val="0"/>
+          <w:i w:val="0"/>
+        </w:rPr>
+        <w:t>, astreints à la confidentialité</w:t>
       </w:r>
     </w:p>
     <w:p>
@@ -644,6 +843,121 @@
       </w:r>
     </w:p>
     <w:p>
+      <w:pPr>
+        <w:pStyle w:val="Heading2"/>
+      </w:pPr>
+      <w:r>
+        <w:rPr>
+          <w:b w:val="0"/>
+          <w:i w:val="0"/>
+        </w:rPr>
+        <w:t xml:space="preserve">Suivi de l'accord </w:t>
+      </w:r>
+      <w:r>
+        <w:rPr>
+          <w:b w:val="0"/>
+          <w:i/>
+          <w:color w:val="5B6578"/>
+        </w:rPr>
+        <w:t>(Art. 8 — Dispositions finales, et Art. 8.2.4)</w:t>
+      </w:r>
+    </w:p>
+    <w:p>
+      <w:pPr>
+        <w:pStyle w:val="ListBullet"/>
+      </w:pPr>
+      <w:r>
+        <w:rPr>
+          <w:b/>
+          <w:i w:val="0"/>
+        </w:rPr>
+        <w:t>Bilan annuel</w:t>
+      </w:r>
+      <w:r>
+        <w:rPr>
+          <w:b w:val="0"/>
+          <w:i w:val="0"/>
+        </w:rPr>
+        <w:t xml:space="preserve"> : un bilan quantitatif et qualitatif de l'application de l'accord est présenté une fois par an au </w:t>
+      </w:r>
+      <w:r>
+        <w:rPr>
+          <w:b/>
+          <w:i w:val="0"/>
+        </w:rPr>
+        <w:t>CSE central</w:t>
+      </w:r>
+    </w:p>
+    <w:p>
+      <w:pPr>
+        <w:pStyle w:val="ListBullet"/>
+      </w:pPr>
+      <w:r>
+        <w:rPr>
+          <w:b/>
+          <w:i w:val="0"/>
+        </w:rPr>
+        <w:t>Clause de revoyure</w:t>
+      </w:r>
+      <w:r>
+        <w:rPr>
+          <w:b w:val="0"/>
+          <w:i w:val="0"/>
+        </w:rPr>
+        <w:t xml:space="preserve"> : réunion de revoyure prévue au terme de la première année d'application pour envisager une éventuelle adaptation</w:t>
+      </w:r>
+    </w:p>
+    <w:p>
+      <w:pPr>
+        <w:pStyle w:val="ListBullet"/>
+      </w:pPr>
+      <w:r>
+        <w:rPr>
+          <w:b/>
+          <w:i w:val="0"/>
+        </w:rPr>
+        <w:t>Suivi spécifique des violences domestiques</w:t>
+      </w:r>
+      <w:r>
+        <w:rPr>
+          <w:b w:val="0"/>
+          <w:i w:val="0"/>
+        </w:rPr>
+        <w:t xml:space="preserve"> </w:t>
+      </w:r>
+      <w:r>
+        <w:rPr>
+          <w:b w:val="0"/>
+          <w:i/>
+          <w:color w:val="5B6578"/>
+        </w:rPr>
+        <w:t>(Art. 8.2.4)</w:t>
+      </w:r>
+      <w:r>
+        <w:rPr>
+          <w:b w:val="0"/>
+          <w:i w:val="0"/>
+        </w:rPr>
+        <w:t xml:space="preserve"> : un état statistique des situations rencontrées et un exposé des réponses apportées sont présentés annuellement en </w:t>
+      </w:r>
+      <w:r>
+        <w:rPr>
+          <w:b/>
+          <w:i w:val="0"/>
+        </w:rPr>
+        <w:t>commission Formation Égalité FH</w:t>
+      </w:r>
+    </w:p>
+    <w:p>
+      <w:r>
+        <w:rPr>
+          <w:color w:val="5B6578"/>
+          <w:sz w:val="16"/>
+        </w:rPr>
+        <w:t>────────────────────────────────────────</w:t>
+      </w:r>
+    </w:p>
+    <w:p>
       <w:r>
         <w:rPr>
           <w:b w:val="0"/>
@@ -651,6 +965,32 @@
           <w:color w:val="5B6578"/>
         </w:rPr>
         <w:t>Source : Accord égalité professionnelle F/H (29/05/2026), signé CGT-FO, Sud Santé-Sociaux, CFE-CGC.</w:t>
+      </w:r>
+    </w:p>
+    <w:p>
+      <w:r>
+        <w:rPr>
+          <w:b w:val="0"/>
+          <w:i/>
+          <w:color w:val="5B6578"/>
+        </w:rPr>
+        <w:t xml:space="preserve">Les références entre parenthèses renvoient aux articles de l'accord. Seul le texte intégral fait référence : </w:t>
+      </w:r>
+      <w:r>
+        <w:rPr>
+          <w:b w:val="0"/>
+          <w:i/>
+          <w:color w:val="5B6578"/>
+        </w:rPr>
+        <w:t>accord complet (PDF)</w:t>
+      </w:r>
+      <w:r>
+        <w:rPr>
+          <w:b w:val="0"/>
+          <w:i/>
+          <w:color w:val="5B6578"/>
+        </w:rPr>
+        <w:t>.</w:t>
       </w:r>
     </w:p>
     <w:sectPr>
